--- a/public/Vorlagen/Deckblatt blau.docx
+++ b/public/Vorlagen/Deckblatt blau.docx
@@ -140,7 +140,15 @@
           <w:color w:val="auto"/>
           <w:sz w:val="20"/>
         </w:rPr>
-        <w:t>Semesterinformation 202</w:t>
+        <w:t>Jahres</w:t>
+      </w:r>
+      <w:r>
+        <w:rPr>
+          <w:rFonts w:ascii="Century Gothic" w:hAnsi="Century Gothic"/>
+          <w:color w:val="auto"/>
+          <w:sz w:val="20"/>
+        </w:rPr>
+        <w:t>information 202</w:t>
       </w:r>
       <w:r>
         <w:rPr>
@@ -459,7 +467,7 @@
       </w:tblGrid>
       <w:tr>
         <w:trPr>
-          <w:trHeight w:val="3824"/>
+          <w:trHeight w:val="3258"/>
         </w:trPr>
         <w:tc>
           <w:tcPr>
@@ -559,18 +567,6 @@
               </w:rPr>
               <w:t>#Erstsprachunterricht</w:t>
             </w:r>
-          </w:p>
-          <w:p>
-            <w:pPr>
-              <w:pStyle w:val="KeinLeerraum"/>
-              <w:jc w:val="center"/>
-              <w:rPr>
-                <w:rFonts w:ascii="Century Gothic" w:hAnsi="Century Gothic"/>
-                <w:noProof/>
-                <w:color w:val="auto"/>
-                <w:lang w:eastAsia="de-DE"/>
-              </w:rPr>
-            </w:pPr>
           </w:p>
         </w:tc>
       </w:tr>
@@ -785,6 +781,9 @@
         <w:tc>
           <w:tcPr>
             <w:tcW w:w="3392" w:type="dxa"/>
+            <w:tcBorders>
+              <w:bottom w:val="single" w:sz="4" w:space="0" w:color="auto"/>
+            </w:tcBorders>
           </w:tcPr>
           <w:p>
             <w:pPr>
@@ -797,6 +796,96 @@
                 <w:lang w:eastAsia="de-DE"/>
               </w:rPr>
             </w:pPr>
+          </w:p>
+        </w:tc>
+      </w:tr>
+      <w:tr>
+        <w:tblPrEx>
+          <w:tblBorders>
+            <w:top w:val="single" w:sz="4" w:space="0" w:color="auto"/>
+            <w:left w:val="single" w:sz="4" w:space="0" w:color="auto"/>
+            <w:bottom w:val="single" w:sz="4" w:space="0" w:color="auto"/>
+            <w:right w:val="single" w:sz="4" w:space="0" w:color="auto"/>
+            <w:insideH w:val="single" w:sz="4" w:space="0" w:color="auto"/>
+            <w:insideV w:val="single" w:sz="4" w:space="0" w:color="auto"/>
+          </w:tblBorders>
+        </w:tblPrEx>
+        <w:tc>
+          <w:tcPr>
+            <w:tcW w:w="3402" w:type="dxa"/>
+            <w:tcBorders>
+              <w:top w:val="nil"/>
+              <w:left w:val="nil"/>
+              <w:bottom w:val="nil"/>
+              <w:right w:val="nil"/>
+            </w:tcBorders>
+          </w:tcPr>
+          <w:p>
+            <w:pPr>
+              <w:pStyle w:val="KeinLeerraum"/>
+              <w:jc w:val="center"/>
+              <w:rPr>
+                <w:rFonts w:ascii="Century Gothic" w:hAnsi="Century Gothic"/>
+                <w:noProof/>
+                <w:color w:val="auto"/>
+                <w:lang w:eastAsia="de-DE"/>
+              </w:rPr>
+            </w:pPr>
+          </w:p>
+        </w:tc>
+        <w:tc>
+          <w:tcPr>
+            <w:tcW w:w="2268" w:type="dxa"/>
+            <w:tcBorders>
+              <w:top w:val="nil"/>
+              <w:left w:val="nil"/>
+              <w:bottom w:val="nil"/>
+              <w:right w:val="nil"/>
+            </w:tcBorders>
+          </w:tcPr>
+          <w:p>
+            <w:pPr>
+              <w:pStyle w:val="KeinLeerraum"/>
+              <w:jc w:val="center"/>
+              <w:rPr>
+                <w:rFonts w:ascii="Century Gothic" w:hAnsi="Century Gothic"/>
+                <w:noProof/>
+                <w:color w:val="auto"/>
+                <w:lang w:eastAsia="de-DE"/>
+              </w:rPr>
+            </w:pPr>
+          </w:p>
+        </w:tc>
+        <w:tc>
+          <w:tcPr>
+            <w:tcW w:w="3392" w:type="dxa"/>
+            <w:tcBorders>
+              <w:top w:val="single" w:sz="4" w:space="0" w:color="auto"/>
+              <w:left w:val="nil"/>
+              <w:bottom w:val="nil"/>
+              <w:right w:val="nil"/>
+            </w:tcBorders>
+          </w:tcPr>
+          <w:p>
+            <w:pPr>
+              <w:pStyle w:val="KeinLeerraum"/>
+              <w:jc w:val="center"/>
+              <w:rPr>
+                <w:rFonts w:ascii="Century Gothic" w:hAnsi="Century Gothic"/>
+                <w:noProof/>
+                <w:color w:val="auto"/>
+                <w:lang w:eastAsia="de-DE"/>
+              </w:rPr>
+            </w:pPr>
+            <w:r>
+              <w:rPr>
+                <w:rFonts w:ascii="Century Gothic" w:hAnsi="Century Gothic"/>
+                <w:color w:val="auto"/>
+                <w:sz w:val="20"/>
+                <w:szCs w:val="20"/>
+              </w:rPr>
+              <w:t>Schulleitung</w:t>
+            </w:r>
           </w:p>
         </w:tc>
       </w:tr>
@@ -843,7 +932,7 @@
           <w:color w:val="auto"/>
           <w:szCs w:val="20"/>
         </w:rPr>
-        <w:t>0</w:t>
+        <w:t>10</w:t>
       </w:r>
       <w:r>
         <w:rPr>
@@ -851,7 +940,7 @@
           <w:color w:val="auto"/>
           <w:szCs w:val="20"/>
         </w:rPr>
-        <w:t>6</w:t>
+        <w:t>.0</w:t>
       </w:r>
       <w:r>
         <w:rPr>
@@ -859,7 +948,15 @@
           <w:color w:val="auto"/>
           <w:szCs w:val="20"/>
         </w:rPr>
-        <w:t>.02.202</w:t>
+        <w:t>7</w:t>
+      </w:r>
+      <w:r>
+        <w:rPr>
+          <w:rFonts w:ascii="Century Gothic" w:hAnsi="Century Gothic"/>
+          <w:color w:val="auto"/>
+          <w:szCs w:val="20"/>
+        </w:rPr>
+        <w:t>.202</w:t>
       </w:r>
       <w:r>
         <w:rPr>

--- a/public/Vorlagen/Deckblatt blau.docx
+++ b/public/Vorlagen/Deckblatt blau.docx
@@ -493,7 +493,16 @@
                 <w:sz w:val="20"/>
                 <w:szCs w:val="20"/>
               </w:rPr>
-              <w:t>[Die Schülerin] und die Erziehungsberechtigten wurden in einem ausführlichen und individuellen Gespräch über die Leistungen, den Lernstand und den Lernfortschritt in allen Pflichtgegenständen informiert. Als Dokumentation liegt ein Lernentwicklungsbericht auf, welcher am Ende des 2. Semesters ergänzt und ausgegeben wird.</w:t>
+              <w:t xml:space="preserve">[Die Schülerin] und die Erziehungsberechtigten wurden in einem ausführlichen und individuellen Gespräch über die Leistungen, den Lernstand und den Lernfortschritt in allen Pflichtgegenständen informiert. Als Dokumentation liegt ein Lernentwicklungsbericht </w:t>
+            </w:r>
+            <w:r>
+              <w:rPr>
+                <w:rFonts w:ascii="Century Gothic" w:hAnsi="Century Gothic"/>
+                <w:color w:val="auto"/>
+                <w:sz w:val="20"/>
+                <w:szCs w:val="20"/>
+              </w:rPr>
+              <w:t>bei.</w:t>
             </w:r>
           </w:p>
           <w:p>
@@ -566,6 +575,40 @@
                 <w:szCs w:val="20"/>
               </w:rPr>
               <w:t>#Erstsprachunterricht</w:t>
+            </w:r>
+          </w:p>
+          <w:p>
+            <w:pPr>
+              <w:pStyle w:val="KeinLeerraum"/>
+              <w:spacing w:after="120"/>
+              <w:jc w:val="both"/>
+              <w:rPr>
+                <w:rFonts w:ascii="Century Gothic" w:hAnsi="Century Gothic"/>
+                <w:bCs/>
+                <w:color w:val="auto"/>
+                <w:sz w:val="20"/>
+                <w:szCs w:val="20"/>
+              </w:rPr>
+            </w:pPr>
+            <w:r>
+              <w:rPr>
+                <w:rFonts w:ascii="Century Gothic" w:hAnsi="Century Gothic"/>
+                <w:bCs/>
+                <w:color w:val="auto"/>
+                <w:sz w:val="20"/>
+                <w:szCs w:val="20"/>
+              </w:rPr>
+              <w:t xml:space="preserve">[Die Schülerin] </w:t>
+            </w:r>
+            <w:r>
+              <w:rPr>
+                <w:rFonts w:ascii="Century Gothic" w:hAnsi="Century Gothic"/>
+                <w:bCs/>
+                <w:color w:val="auto"/>
+                <w:sz w:val="20"/>
+                <w:szCs w:val="20"/>
+              </w:rPr>
+              <w:t>ist zum Aufsteigen in die nächste Schulstufe berechtigt.</w:t>
             </w:r>
           </w:p>
         </w:tc>
